--- a/Textes/Текст страницы - Подбор водителей спецтехники.docx
+++ b/Textes/Текст страницы - Подбор водителей спецтехники.docx
@@ -1082,6 +1082,242 @@
         <w:t>Подбор ведется для объектов по всей России. Регион работы учитывается на этапе первичного отбора.</w:t>
       </w:r>
     </w:p>
+    <w:p>
+      <w:r>
+        <w:br w:type="page"/>
+      </w:r>
+    </w:p>
+    <w:p>
+      <w:bookmarkStart w:id="1" w:name="license_0_code"/>
+      <w:r>
+        <w:t>B</w:t>
+      </w:r>
+      <w:bookmarkEnd w:id="1"/>
+    </w:p>
+    <w:p>
+      <w:bookmarkStart w:id="2" w:name="license_0_label"/>
+      <w:r>
+        <w:t>Легковые и малотоннажные автомобили</w:t>
+      </w:r>
+      <w:bookmarkEnd w:id="2"/>
+    </w:p>
+    <w:p>
+      <w:bookmarkStart w:id="3" w:name="license_0_title"/>
+      <w:pPr>
+        <w:pStyle w:val="Heading2"/>
+      </w:pPr>
+      <w:r>
+        <w:t>Предоставляем водителей категории B</w:t>
+      </w:r>
+      <w:bookmarkEnd w:id="3"/>
+    </w:p>
+    <w:p>
+      <w:bookmarkStart w:id="4" w:name="license_0_intro"/>
+      <w:r>
+        <w:t>Для ежедневных задач строительной компании нужны не только водители тяжёлой техники. Предоставляем водителей легковых автомобилей, пикапов, фургонов и грузовых автомобилей до 3,5 т под маршруты и график вашего объекта.</w:t>
+      </w:r>
+      <w:bookmarkEnd w:id="4"/>
+    </w:p>
+    <w:p>
+      <w:bookmarkStart w:id="5" w:name="license_0_note"/>
+      <w:r>
+        <w:t>Ориентируемся на разрешённую максимальную массу автомобиля, а не на его грузоподъёмность. Для категории B также учитываем число пассажирских мест: не более восьми, помимо места водителя.</w:t>
+      </w:r>
+      <w:bookmarkEnd w:id="5"/>
+    </w:p>
+    <w:p>
+      <w:bookmarkStart w:id="6" w:name="license_0_brief"/>
+      <w:r>
+        <w:t>Укажите автомобиль, маршруты, сменность и количество водителей. Если на объекте нужен прицеп, сообщите его характеристики отдельно.</w:t>
+      </w:r>
+      <w:bookmarkEnd w:id="6"/>
+    </w:p>
+    <w:p>
+      <w:bookmarkStart w:id="7" w:name="license_0_item_0_title"/>
+      <w:pPr>
+        <w:pStyle w:val="Heading3"/>
+      </w:pPr>
+      <w:r>
+        <w:t>Легковой автомобиль</w:t>
+      </w:r>
+      <w:bookmarkEnd w:id="7"/>
+    </w:p>
+    <w:p>
+      <w:bookmarkStart w:id="8" w:name="license_0_item_0_body"/>
+      <w:r>
+        <w:t>Поездки между офисом и площадками, выезды технических специалистов.</w:t>
+      </w:r>
+      <w:bookmarkEnd w:id="8"/>
+    </w:p>
+    <w:p>
+      <w:bookmarkStart w:id="9" w:name="license_0_item_1_title"/>
+      <w:pPr>
+        <w:pStyle w:val="Heading3"/>
+      </w:pPr>
+      <w:r>
+        <w:t>Пикап</w:t>
+      </w:r>
+      <w:bookmarkEnd w:id="9"/>
+    </w:p>
+    <w:p>
+      <w:bookmarkStart w:id="10" w:name="license_0_item_1_body"/>
+      <w:r>
+        <w:t>Поездки по объектам и перевозка инструмента с учётом состояния подъездных дорог.</w:t>
+      </w:r>
+      <w:bookmarkEnd w:id="10"/>
+    </w:p>
+    <w:p>
+      <w:bookmarkStart w:id="11" w:name="license_0_item_2_title"/>
+      <w:pPr>
+        <w:pStyle w:val="Heading3"/>
+      </w:pPr>
+      <w:r>
+        <w:t>Фургон</w:t>
+      </w:r>
+      <w:bookmarkEnd w:id="11"/>
+    </w:p>
+    <w:p>
+      <w:bookmarkStart w:id="12" w:name="license_0_item_2_body"/>
+      <w:r>
+        <w:t>Перевозка инструмента, комплектующих и материалов между складом и площадкой.</w:t>
+      </w:r>
+      <w:bookmarkEnd w:id="12"/>
+    </w:p>
+    <w:p>
+      <w:bookmarkStart w:id="13" w:name="license_0_item_3_title"/>
+      <w:pPr>
+        <w:pStyle w:val="Heading3"/>
+      </w:pPr>
+      <w:r>
+        <w:t>Грузовой автомобиль до 3,5 т</w:t>
+      </w:r>
+      <w:bookmarkEnd w:id="13"/>
+    </w:p>
+    <w:p>
+      <w:bookmarkStart w:id="14" w:name="license_0_item_3_body"/>
+      <w:r>
+        <w:t>Обеспечение небольших поставок для участка на малотоннажном автомобиле.</w:t>
+      </w:r>
+      <w:bookmarkEnd w:id="14"/>
+    </w:p>
+    <w:p>
+      <w:r>
+        <w:br w:type="page"/>
+      </w:r>
+    </w:p>
+    <w:p>
+      <w:bookmarkStart w:id="15" w:name="license_1_code"/>
+      <w:r>
+        <w:t>D</w:t>
+      </w:r>
+      <w:bookmarkEnd w:id="15"/>
+    </w:p>
+    <w:p>
+      <w:bookmarkStart w:id="16" w:name="license_1_label"/>
+      <w:r>
+        <w:t>Автобусы для строительных объектов</w:t>
+      </w:r>
+      <w:bookmarkEnd w:id="16"/>
+    </w:p>
+    <w:p>
+      <w:bookmarkStart w:id="17" w:name="license_1_title"/>
+      <w:pPr>
+        <w:pStyle w:val="Heading2"/>
+      </w:pPr>
+      <w:r>
+        <w:t>Водители автобусов для перевозки персонала</w:t>
+      </w:r>
+      <w:bookmarkEnd w:id="17"/>
+    </w:p>
+    <w:p>
+      <w:bookmarkStart w:id="18" w:name="license_1_intro"/>
+      <w:r>
+        <w:t>Предоставляем водителей автобусов и вахтовых автобусов для работы на транспорте заказчика. Согласуем маршруты до площадки, расписание смен и опыт на нужном типе автобуса.</w:t>
+      </w:r>
+      <w:bookmarkEnd w:id="18"/>
+    </w:p>
+    <w:p>
+      <w:bookmarkStart w:id="19" w:name="license_1_note"/>
+      <w:r>
+        <w:t>Предоставляем персонал, а не автобус в аренду и не отдельную услугу пассажирских перевозок. Требования к водителю уточняем по характеристикам транспорта и маршрута.</w:t>
+      </w:r>
+      <w:bookmarkEnd w:id="19"/>
+    </w:p>
+    <w:p>
+      <w:bookmarkStart w:id="20" w:name="license_1_brief"/>
+      <w:r>
+        <w:t>В заявке укажите модель автобуса, число мест, маршрут, расписание, наличие прицепа и требуемое количество водителей.</w:t>
+      </w:r>
+      <w:bookmarkEnd w:id="20"/>
+    </w:p>
+    <w:p>
+      <w:bookmarkStart w:id="21" w:name="license_1_item_0_title"/>
+      <w:pPr>
+        <w:pStyle w:val="Heading3"/>
+      </w:pPr>
+      <w:r>
+        <w:t>Автобус категории D</w:t>
+      </w:r>
+      <w:bookmarkEnd w:id="21"/>
+    </w:p>
+    <w:p>
+      <w:bookmarkStart w:id="22" w:name="license_1_item_0_body"/>
+      <w:r>
+        <w:t>Для пассажирского транспорта с более чем восемью сидячими местами, кроме водительского. Учитываем вместимость и особенности маршрута.</w:t>
+      </w:r>
+      <w:bookmarkEnd w:id="22"/>
+    </w:p>
+    <w:p>
+      <w:bookmarkStart w:id="23" w:name="license_1_item_1_title"/>
+      <w:pPr>
+        <w:pStyle w:val="Heading3"/>
+      </w:pPr>
+      <w:r>
+        <w:t>Вахтовый автобус</w:t>
+      </w:r>
+      <w:bookmarkEnd w:id="23"/>
+    </w:p>
+    <w:p>
+      <w:bookmarkStart w:id="24" w:name="license_1_item_1_body"/>
+      <w:r>
+        <w:t>Для доставки смен к удалённым объектам. Проверяем опыт на конкретном шасси и готовность к дорожным условиям.</w:t>
+      </w:r>
+      <w:bookmarkEnd w:id="24"/>
+    </w:p>
+    <w:p>
+      <w:bookmarkStart w:id="25" w:name="license_1_item_2_title"/>
+      <w:pPr>
+        <w:pStyle w:val="Heading3"/>
+      </w:pPr>
+      <w:r>
+        <w:t>Расписание смен</w:t>
+      </w:r>
+      <w:bookmarkEnd w:id="25"/>
+    </w:p>
+    <w:p>
+      <w:bookmarkStart w:id="26" w:name="license_1_item_2_body"/>
+      <w:r>
+        <w:t>Согласуем время отправления, количество рейсов и сменность водителей под работу объекта.</w:t>
+      </w:r>
+      <w:bookmarkEnd w:id="26"/>
+    </w:p>
+    <w:p>
+      <w:bookmarkStart w:id="27" w:name="license_1_item_3_title"/>
+      <w:pPr>
+        <w:pStyle w:val="Heading3"/>
+      </w:pPr>
+      <w:r>
+        <w:t>Автобус с прицепом — DE</w:t>
+      </w:r>
+      <w:bookmarkEnd w:id="27"/>
+    </w:p>
+    <w:p>
+      <w:bookmarkStart w:id="28" w:name="license_1_item_3_body"/>
+      <w:r>
+        <w:t>Если разрешённая максимальная масса прицепа превышает 750 кг, требуется право управления категорией DE. Для более лёгкого прицепа достаточно D.</w:t>
+      </w:r>
+      <w:bookmarkEnd w:id="28"/>
+    </w:p>
     <w:sectPr>
       <w:pgSz w:w="12240" w:h="15840"/>
       <w:pgMar w:top="1152" w:right="1224" w:bottom="1152" w:left="1224" w:header="720" w:footer="720" w:gutter="0"/>
